--- a/NIST-CSF-2/CSW-CSF-Compliance-Report.docx
+++ b/NIST-CSF-2/CSW-CSF-Compliance-Report.docx
@@ -257,6 +257,62 @@
         </mc:AlternateContent>
       </w:r>
       <w:bookmarkEnd w:id="1"/>
+    </w:p>
+    <w:p>
+      <w:pPr>
+        <w:pStyle w:val="Heading2"/>
+      </w:pPr>
+      <w:r>
+        <w:t>How to read the coverage words</w:t>
+      </w:r>
+    </w:p>
+    <w:p>
+      <w:pPr/>
+      <w:r>
+        <w:rPr>
+          <w:b/>
+        </w:rPr>
+        <w:t>Full Coverage</w:t>
+      </w:r>
+      <w:r>
+        <w:t xml:space="preserve"> on the older reports means Secure Workload can produce that row's artifact. It does not mean the control is met.</w:t>
+      </w:r>
+    </w:p>
+    <w:p>
+      <w:pPr/>
+      <w:r>
+        <w:rPr>
+          <w:b/>
+        </w:rPr>
+        <w:t>Partial Coverage</w:t>
+      </w:r>
+      <w:r>
+        <w:t xml:space="preserve"> means file that export next to another control.</w:t>
+      </w:r>
+    </w:p>
+    <w:p>
+      <w:pPr/>
+      <w:r>
+        <w:rPr>
+          <w:b/>
+        </w:rPr>
+        <w:t>Evidence Required</w:t>
+      </w:r>
+      <w:r>
+        <w:t xml:space="preserve"> means Secure Workload has no record. The customer files the contract, the analysis, or the HR or physical-security evidence.</w:t>
+      </w:r>
+    </w:p>
+    <w:p>
+      <w:pPr/>
+      <w:r>
+        <w:rPr>
+          <w:b/>
+        </w:rPr>
+        <w:t>Direct, Supporting, and Out of scope</w:t>
+      </w:r>
+      <w:r>
+        <w:t xml:space="preserve"> on the newer reports are the same idea in different words. Direct is still evidence, not a pass.</w:t>
+      </w:r>
     </w:p>
     <w:p>
       <w:pPr>

--- a/NIST-CSF-2/CSW-CSF-Compliance-Report.docx
+++ b/NIST-CSF-2/CSW-CSF-Compliance-Report.docx
@@ -263,7 +263,7 @@
         <w:pStyle w:val="Heading2"/>
       </w:pPr>
       <w:r>
-        <w:t>How to read the coverage words</w:t>
+        <w:t>How to read the Coverage column</w:t>
       </w:r>
     </w:p>
     <w:p>
@@ -272,10 +272,10 @@
         <w:rPr>
           <w:b/>
         </w:rPr>
-        <w:t>Full Coverage</w:t>
+        <w:t>Direct</w:t>
       </w:r>
       <w:r>
-        <w:t xml:space="preserve"> on the older reports means Secure Workload can produce that row's artifact. It does not mean the control is met.</w:t>
+        <w:t xml:space="preserve"> means Secure Workload produces the primary evidence artifact for that row — segmentation, policy, flow and process telemetry, inventory, vulnerability and reachability, or forensic reconstruction. Direct is still evidence, not an attestation.</w:t>
       </w:r>
     </w:p>
     <w:p>
@@ -284,10 +284,10 @@
         <w:rPr>
           <w:b/>
         </w:rPr>
-        <w:t>Partial Coverage</w:t>
+        <w:t>Supporting</w:t>
       </w:r>
       <w:r>
-        <w:t xml:space="preserve"> means file that export next to another control.</w:t>
+        <w:t xml:space="preserve"> means Secure Workload contributes an input that feeds or complements another control, tool, or process — detection input only, reconciled against an external register, or one log source among several.</w:t>
       </w:r>
     </w:p>
     <w:p>
@@ -299,19 +299,13 @@
         <w:t>Evidence Required</w:t>
       </w:r>
       <w:r>
-        <w:t xml:space="preserve"> means Secure Workload has no record. The customer files the contract, the analysis, or the HR or physical-security evidence.</w:t>
+        <w:t xml:space="preserve"> means Secure Workload has no record for that row. The customer supplies the contract, the analysis, or the HR / physical-security evidence from another control.</w:t>
       </w:r>
     </w:p>
     <w:p>
       <w:pPr/>
       <w:r>
-        <w:rPr>
-          <w:b/>
-        </w:rPr>
-        <w:t>Direct, Supporting, and Out of scope</w:t>
-      </w:r>
-      <w:r>
-        <w:t xml:space="preserve"> on the newer reports are the same idea in different words. Direct is still evidence, not a pass.</w:t>
+        <w:t>Every report in this set now uses the same three coverage words — Direct, Supporting, and Evidence Required. Coverage describes what evidence Secure Workload produces; it never means the control is passed.</w:t>
       </w:r>
     </w:p>
     <w:p>
@@ -587,6 +581,14 @@
           <w:end w:w="108" w:type="dxa"/>
         </w:tblCellMar>
         <w:tblLook w:noHBand="0" w:lastColumn="0" w:firstColumn="0" w:lastRow="0" w:firstRow="1" w:noVBand="0" w:val="0020"/>
+        <w:tblBorders>
+          <w:top w:val="single" w:sz="4" w:space="0" w:color="BFBFBF"/>
+          <w:left w:val="single" w:sz="4" w:space="0" w:color="BFBFBF"/>
+          <w:bottom w:val="single" w:sz="4" w:space="0" w:color="BFBFBF"/>
+          <w:right w:val="single" w:sz="4" w:space="0" w:color="BFBFBF"/>
+          <w:insideH w:val="single" w:sz="4" w:space="0" w:color="BFBFBF"/>
+          <w:insideV w:val="single" w:sz="4" w:space="0" w:color="BFBFBF"/>
+        </w:tblBorders>
       </w:tblPr>
       <w:tblGrid>
         <w:gridCol w:w="3120"/>
@@ -604,24 +606,27 @@
               <w:bottom w:val="single" w:sz="6" w:space="0" w:color="000000"/>
             </w:tcBorders>
             <w:vAlign w:val="bottom"/>
-          </w:tcPr>
-          <w:p>
-            <w:pPr>
-              <w:pStyle w:val="Compact"/>
-              <w:widowControl/>
-              <w:spacing w:before="36" w:after="36"/>
-              <w:jc w:val="start"/>
-              <w:rPr>
-                <w:rFonts w:ascii="Aptos" w:hAnsi="Aptos" w:eastAsia="" w:cs=""/>
-                <w:kern w:val="0"/>
-                <w:sz w:val="24"/>
-                <w:szCs w:val="24"/>
-                <w:lang w:val="en-US" w:eastAsia="zh-CN" w:bidi="ar-SA"/>
-              </w:rPr>
-            </w:pPr>
-            <w:r>
-              <w:rPr>
-                <w:rFonts w:eastAsia="" w:cs=""/>
+            <w:shd w:val="clear" w:color="auto" w:fill="003366"/>
+          </w:tcPr>
+          <w:p>
+            <w:pPr>
+              <w:pStyle w:val="Compact"/>
+              <w:widowControl/>
+              <w:spacing w:before="36" w:after="36"/>
+              <w:jc w:val="start"/>
+              <w:rPr>
+                <w:rFonts w:ascii="Aptos" w:hAnsi="Aptos" w:eastAsia="" w:cs=""/>
+                <w:kern w:val="0"/>
+                <w:sz w:val="24"/>
+                <w:szCs w:val="24"/>
+                <w:lang w:val="en-US" w:eastAsia="zh-CN" w:bidi="ar-SA"/>
+              </w:rPr>
+            </w:pPr>
+            <w:r>
+              <w:rPr>
+                <w:rFonts w:eastAsia="" w:cs=""/>
+                <w:b/>
+                <w:color w:val="FFFFFF"/>
                 <w:kern w:val="0"/>
                 <w:sz w:val="24"/>
                 <w:szCs w:val="24"/>
@@ -638,24 +643,27 @@
               <w:bottom w:val="single" w:sz="6" w:space="0" w:color="000000"/>
             </w:tcBorders>
             <w:vAlign w:val="bottom"/>
-          </w:tcPr>
-          <w:p>
-            <w:pPr>
-              <w:pStyle w:val="Compact"/>
-              <w:widowControl/>
-              <w:spacing w:before="36" w:after="36"/>
-              <w:jc w:val="start"/>
-              <w:rPr>
-                <w:rFonts w:ascii="Aptos" w:hAnsi="Aptos" w:eastAsia="" w:cs=""/>
-                <w:kern w:val="0"/>
-                <w:sz w:val="24"/>
-                <w:szCs w:val="24"/>
-                <w:lang w:val="en-US" w:eastAsia="zh-CN" w:bidi="ar-SA"/>
-              </w:rPr>
-            </w:pPr>
-            <w:r>
-              <w:rPr>
-                <w:rFonts w:eastAsia="" w:cs=""/>
+            <w:shd w:val="clear" w:color="auto" w:fill="003366"/>
+          </w:tcPr>
+          <w:p>
+            <w:pPr>
+              <w:pStyle w:val="Compact"/>
+              <w:widowControl/>
+              <w:spacing w:before="36" w:after="36"/>
+              <w:jc w:val="start"/>
+              <w:rPr>
+                <w:rFonts w:ascii="Aptos" w:hAnsi="Aptos" w:eastAsia="" w:cs=""/>
+                <w:kern w:val="0"/>
+                <w:sz w:val="24"/>
+                <w:szCs w:val="24"/>
+                <w:lang w:val="en-US" w:eastAsia="zh-CN" w:bidi="ar-SA"/>
+              </w:rPr>
+            </w:pPr>
+            <w:r>
+              <w:rPr>
+                <w:rFonts w:eastAsia="" w:cs=""/>
+                <w:b/>
+                <w:color w:val="FFFFFF"/>
                 <w:kern w:val="0"/>
                 <w:sz w:val="24"/>
                 <w:szCs w:val="24"/>
@@ -672,24 +680,27 @@
               <w:bottom w:val="single" w:sz="6" w:space="0" w:color="000000"/>
             </w:tcBorders>
             <w:vAlign w:val="bottom"/>
-          </w:tcPr>
-          <w:p>
-            <w:pPr>
-              <w:pStyle w:val="Compact"/>
-              <w:widowControl/>
-              <w:spacing w:before="36" w:after="36"/>
-              <w:jc w:val="start"/>
-              <w:rPr>
-                <w:rFonts w:ascii="Aptos" w:hAnsi="Aptos" w:eastAsia="" w:cs=""/>
-                <w:kern w:val="0"/>
-                <w:sz w:val="24"/>
-                <w:szCs w:val="24"/>
-                <w:lang w:val="en-US" w:eastAsia="zh-CN" w:bidi="ar-SA"/>
-              </w:rPr>
-            </w:pPr>
-            <w:r>
-              <w:rPr>
-                <w:rFonts w:eastAsia="" w:cs=""/>
+            <w:shd w:val="clear" w:color="auto" w:fill="003366"/>
+          </w:tcPr>
+          <w:p>
+            <w:pPr>
+              <w:pStyle w:val="Compact"/>
+              <w:widowControl/>
+              <w:spacing w:before="36" w:after="36"/>
+              <w:jc w:val="start"/>
+              <w:rPr>
+                <w:rFonts w:ascii="Aptos" w:hAnsi="Aptos" w:eastAsia="" w:cs=""/>
+                <w:kern w:val="0"/>
+                <w:sz w:val="24"/>
+                <w:szCs w:val="24"/>
+                <w:lang w:val="en-US" w:eastAsia="zh-CN" w:bidi="ar-SA"/>
+              </w:rPr>
+            </w:pPr>
+            <w:r>
+              <w:rPr>
+                <w:rFonts w:eastAsia="" w:cs=""/>
+                <w:b/>
+                <w:color w:val="FFFFFF"/>
                 <w:kern w:val="0"/>
                 <w:sz w:val="24"/>
                 <w:szCs w:val="24"/>
@@ -737,28 +748,26 @@
           <w:tcPr>
             <w:tcW w:w="3120" w:type="dxa"/>
             <w:tcBorders/>
-          </w:tcPr>
-          <w:p>
-            <w:pPr>
-              <w:pStyle w:val="Compact"/>
-              <w:widowControl/>
-              <w:spacing w:before="36" w:after="36"/>
-              <w:jc w:val="start"/>
-              <w:rPr>
-                <w:rFonts w:ascii="Aptos" w:hAnsi="Aptos" w:eastAsia="" w:cs=""/>
-                <w:kern w:val="0"/>
-                <w:sz w:val="24"/>
-                <w:szCs w:val="24"/>
-                <w:lang w:val="en-US" w:eastAsia="zh-CN" w:bidi="ar-SA"/>
-              </w:rPr>
-            </w:pPr>
-            <w:r>
-              <w:rPr>
-                <w:rFonts w:eastAsia="" w:cs=""/>
-                <w:kern w:val="0"/>
-                <w:sz w:val="24"/>
-                <w:szCs w:val="24"/>
-                <w:lang w:val="en-US" w:eastAsia="zh-CN" w:bidi="ar-SA"/>
+            <w:shd w:val="clear" w:color="auto" w:fill="C55A11"/>
+          </w:tcPr>
+          <w:p>
+            <w:pPr>
+              <w:pStyle w:val="Compact"/>
+              <w:widowControl/>
+              <w:spacing w:before="36" w:after="36"/>
+              <w:jc w:val="start"/>
+              <w:rPr>
+                <w:rFonts w:ascii="Aptos" w:hAnsi="Aptos" w:eastAsia="" w:cs=""/>
+                <w:kern w:val="0"/>
+                <w:sz w:val="24"/>
+                <w:szCs w:val="24"/>
+                <w:lang w:val="en-US" w:eastAsia="zh-CN" w:bidi="ar-SA"/>
+              </w:rPr>
+            </w:pPr>
+            <w:r>
+              <w:rPr>
+                <w:b/>
+                <w:color w:val="FFFFFF"/>
               </w:rPr>
               <w:t>Supporting</w:t>
             </w:r>
@@ -802,6 +811,7 @@
           <w:tcPr>
             <w:tcW w:w="3120" w:type="dxa"/>
             <w:tcBorders/>
+            <w:shd w:val="clear" w:color="auto" w:fill="F2F2F2"/>
           </w:tcPr>
           <w:p>
             <w:pPr>
@@ -833,28 +843,26 @@
           <w:tcPr>
             <w:tcW w:w="3120" w:type="dxa"/>
             <w:tcBorders/>
-          </w:tcPr>
-          <w:p>
-            <w:pPr>
-              <w:pStyle w:val="Compact"/>
-              <w:widowControl/>
-              <w:spacing w:before="36" w:after="36"/>
-              <w:jc w:val="start"/>
-              <w:rPr>
-                <w:rFonts w:ascii="Aptos" w:hAnsi="Aptos" w:eastAsia="" w:cs=""/>
-                <w:kern w:val="0"/>
-                <w:sz w:val="24"/>
-                <w:szCs w:val="24"/>
-                <w:lang w:val="en-US" w:eastAsia="zh-CN" w:bidi="ar-SA"/>
-              </w:rPr>
-            </w:pPr>
-            <w:r>
-              <w:rPr>
-                <w:rFonts w:eastAsia="" w:cs=""/>
-                <w:kern w:val="0"/>
-                <w:sz w:val="24"/>
-                <w:szCs w:val="24"/>
-                <w:lang w:val="en-US" w:eastAsia="zh-CN" w:bidi="ar-SA"/>
+            <w:shd w:val="clear" w:color="auto" w:fill="107C41"/>
+          </w:tcPr>
+          <w:p>
+            <w:pPr>
+              <w:pStyle w:val="Compact"/>
+              <w:widowControl/>
+              <w:spacing w:before="36" w:after="36"/>
+              <w:jc w:val="start"/>
+              <w:rPr>
+                <w:rFonts w:ascii="Aptos" w:hAnsi="Aptos" w:eastAsia="" w:cs=""/>
+                <w:kern w:val="0"/>
+                <w:sz w:val="24"/>
+                <w:szCs w:val="24"/>
+                <w:lang w:val="en-US" w:eastAsia="zh-CN" w:bidi="ar-SA"/>
+              </w:rPr>
+            </w:pPr>
+            <w:r>
+              <w:rPr>
+                <w:b/>
+                <w:color w:val="FFFFFF"/>
               </w:rPr>
               <w:t>Direct</w:t>
             </w:r>
@@ -864,6 +872,7 @@
           <w:tcPr>
             <w:tcW w:w="3120" w:type="dxa"/>
             <w:tcBorders/>
+            <w:shd w:val="clear" w:color="auto" w:fill="F2F2F2"/>
           </w:tcPr>
           <w:p>
             <w:pPr>
@@ -929,28 +938,26 @@
           <w:tcPr>
             <w:tcW w:w="3120" w:type="dxa"/>
             <w:tcBorders/>
-          </w:tcPr>
-          <w:p>
-            <w:pPr>
-              <w:pStyle w:val="Compact"/>
-              <w:widowControl/>
-              <w:spacing w:before="36" w:after="36"/>
-              <w:jc w:val="start"/>
-              <w:rPr>
-                <w:rFonts w:ascii="Aptos" w:hAnsi="Aptos" w:eastAsia="" w:cs=""/>
-                <w:kern w:val="0"/>
-                <w:sz w:val="24"/>
-                <w:szCs w:val="24"/>
-                <w:lang w:val="en-US" w:eastAsia="zh-CN" w:bidi="ar-SA"/>
-              </w:rPr>
-            </w:pPr>
-            <w:r>
-              <w:rPr>
-                <w:rFonts w:eastAsia="" w:cs=""/>
-                <w:kern w:val="0"/>
-                <w:sz w:val="24"/>
-                <w:szCs w:val="24"/>
-                <w:lang w:val="en-US" w:eastAsia="zh-CN" w:bidi="ar-SA"/>
+            <w:shd w:val="clear" w:color="auto" w:fill="107C41"/>
+          </w:tcPr>
+          <w:p>
+            <w:pPr>
+              <w:pStyle w:val="Compact"/>
+              <w:widowControl/>
+              <w:spacing w:before="36" w:after="36"/>
+              <w:jc w:val="start"/>
+              <w:rPr>
+                <w:rFonts w:ascii="Aptos" w:hAnsi="Aptos" w:eastAsia="" w:cs=""/>
+                <w:kern w:val="0"/>
+                <w:sz w:val="24"/>
+                <w:szCs w:val="24"/>
+                <w:lang w:val="en-US" w:eastAsia="zh-CN" w:bidi="ar-SA"/>
+              </w:rPr>
+            </w:pPr>
+            <w:r>
+              <w:rPr>
+                <w:b/>
+                <w:color w:val="FFFFFF"/>
               </w:rPr>
               <w:t>Direct</w:t>
             </w:r>
@@ -994,6 +1001,7 @@
           <w:tcPr>
             <w:tcW w:w="3120" w:type="dxa"/>
             <w:tcBorders/>
+            <w:shd w:val="clear" w:color="auto" w:fill="F2F2F2"/>
           </w:tcPr>
           <w:p>
             <w:pPr>
@@ -1025,28 +1033,26 @@
           <w:tcPr>
             <w:tcW w:w="3120" w:type="dxa"/>
             <w:tcBorders/>
-          </w:tcPr>
-          <w:p>
-            <w:pPr>
-              <w:pStyle w:val="Compact"/>
-              <w:widowControl/>
-              <w:spacing w:before="36" w:after="36"/>
-              <w:jc w:val="start"/>
-              <w:rPr>
-                <w:rFonts w:ascii="Aptos" w:hAnsi="Aptos" w:eastAsia="" w:cs=""/>
-                <w:kern w:val="0"/>
-                <w:sz w:val="24"/>
-                <w:szCs w:val="24"/>
-                <w:lang w:val="en-US" w:eastAsia="zh-CN" w:bidi="ar-SA"/>
-              </w:rPr>
-            </w:pPr>
-            <w:r>
-              <w:rPr>
-                <w:rFonts w:eastAsia="" w:cs=""/>
-                <w:kern w:val="0"/>
-                <w:sz w:val="24"/>
-                <w:szCs w:val="24"/>
-                <w:lang w:val="en-US" w:eastAsia="zh-CN" w:bidi="ar-SA"/>
+            <w:shd w:val="clear" w:color="auto" w:fill="107C41"/>
+          </w:tcPr>
+          <w:p>
+            <w:pPr>
+              <w:pStyle w:val="Compact"/>
+              <w:widowControl/>
+              <w:spacing w:before="36" w:after="36"/>
+              <w:jc w:val="start"/>
+              <w:rPr>
+                <w:rFonts w:ascii="Aptos" w:hAnsi="Aptos" w:eastAsia="" w:cs=""/>
+                <w:kern w:val="0"/>
+                <w:sz w:val="24"/>
+                <w:szCs w:val="24"/>
+                <w:lang w:val="en-US" w:eastAsia="zh-CN" w:bidi="ar-SA"/>
+              </w:rPr>
+            </w:pPr>
+            <w:r>
+              <w:rPr>
+                <w:b/>
+                <w:color w:val="FFFFFF"/>
               </w:rPr>
               <w:t>Direct</w:t>
             </w:r>
@@ -1056,6 +1062,7 @@
           <w:tcPr>
             <w:tcW w:w="3120" w:type="dxa"/>
             <w:tcBorders/>
+            <w:shd w:val="clear" w:color="auto" w:fill="F2F2F2"/>
           </w:tcPr>
           <w:p>
             <w:pPr>
@@ -1121,28 +1128,26 @@
           <w:tcPr>
             <w:tcW w:w="3120" w:type="dxa"/>
             <w:tcBorders/>
-          </w:tcPr>
-          <w:p>
-            <w:pPr>
-              <w:pStyle w:val="Compact"/>
-              <w:widowControl/>
-              <w:spacing w:before="36" w:after="36"/>
-              <w:jc w:val="start"/>
-              <w:rPr>
-                <w:rFonts w:ascii="Aptos" w:hAnsi="Aptos" w:eastAsia="" w:cs=""/>
-                <w:kern w:val="0"/>
-                <w:sz w:val="24"/>
-                <w:szCs w:val="24"/>
-                <w:lang w:val="en-US" w:eastAsia="zh-CN" w:bidi="ar-SA"/>
-              </w:rPr>
-            </w:pPr>
-            <w:r>
-              <w:rPr>
-                <w:rFonts w:eastAsia="" w:cs=""/>
-                <w:kern w:val="0"/>
-                <w:sz w:val="24"/>
-                <w:szCs w:val="24"/>
-                <w:lang w:val="en-US" w:eastAsia="zh-CN" w:bidi="ar-SA"/>
+            <w:shd w:val="clear" w:color="auto" w:fill="107C41"/>
+          </w:tcPr>
+          <w:p>
+            <w:pPr>
+              <w:pStyle w:val="Compact"/>
+              <w:widowControl/>
+              <w:spacing w:before="36" w:after="36"/>
+              <w:jc w:val="start"/>
+              <w:rPr>
+                <w:rFonts w:ascii="Aptos" w:hAnsi="Aptos" w:eastAsia="" w:cs=""/>
+                <w:kern w:val="0"/>
+                <w:sz w:val="24"/>
+                <w:szCs w:val="24"/>
+                <w:lang w:val="en-US" w:eastAsia="zh-CN" w:bidi="ar-SA"/>
+              </w:rPr>
+            </w:pPr>
+            <w:r>
+              <w:rPr>
+                <w:b/>
+                <w:color w:val="FFFFFF"/>
               </w:rPr>
               <w:t>Direct</w:t>
             </w:r>
@@ -1186,6 +1191,7 @@
           <w:tcPr>
             <w:tcW w:w="3120" w:type="dxa"/>
             <w:tcBorders/>
+            <w:shd w:val="clear" w:color="auto" w:fill="F2F2F2"/>
           </w:tcPr>
           <w:p>
             <w:pPr>
@@ -1217,28 +1223,26 @@
           <w:tcPr>
             <w:tcW w:w="3120" w:type="dxa"/>
             <w:tcBorders/>
-          </w:tcPr>
-          <w:p>
-            <w:pPr>
-              <w:pStyle w:val="Compact"/>
-              <w:widowControl/>
-              <w:spacing w:before="36" w:after="36"/>
-              <w:jc w:val="start"/>
-              <w:rPr>
-                <w:rFonts w:ascii="Aptos" w:hAnsi="Aptos" w:eastAsia="" w:cs=""/>
-                <w:kern w:val="0"/>
-                <w:sz w:val="24"/>
-                <w:szCs w:val="24"/>
-                <w:lang w:val="en-US" w:eastAsia="zh-CN" w:bidi="ar-SA"/>
-              </w:rPr>
-            </w:pPr>
-            <w:r>
-              <w:rPr>
-                <w:rFonts w:eastAsia="" w:cs=""/>
-                <w:kern w:val="0"/>
-                <w:sz w:val="24"/>
-                <w:szCs w:val="24"/>
-                <w:lang w:val="en-US" w:eastAsia="zh-CN" w:bidi="ar-SA"/>
+            <w:shd w:val="clear" w:color="auto" w:fill="C55A11"/>
+          </w:tcPr>
+          <w:p>
+            <w:pPr>
+              <w:pStyle w:val="Compact"/>
+              <w:widowControl/>
+              <w:spacing w:before="36" w:after="36"/>
+              <w:jc w:val="start"/>
+              <w:rPr>
+                <w:rFonts w:ascii="Aptos" w:hAnsi="Aptos" w:eastAsia="" w:cs=""/>
+                <w:kern w:val="0"/>
+                <w:sz w:val="24"/>
+                <w:szCs w:val="24"/>
+                <w:lang w:val="en-US" w:eastAsia="zh-CN" w:bidi="ar-SA"/>
+              </w:rPr>
+            </w:pPr>
+            <w:r>
+              <w:rPr>
+                <w:b/>
+                <w:color w:val="FFFFFF"/>
               </w:rPr>
               <w:t>Supporting</w:t>
             </w:r>
@@ -1248,6 +1252,7 @@
           <w:tcPr>
             <w:tcW w:w="3120" w:type="dxa"/>
             <w:tcBorders/>
+            <w:shd w:val="clear" w:color="auto" w:fill="F2F2F2"/>
           </w:tcPr>
           <w:p>
             <w:pPr>
@@ -1381,6 +1386,14 @@
           <w:end w:w="108" w:type="dxa"/>
         </w:tblCellMar>
         <w:tblLook w:noHBand="0" w:lastColumn="0" w:firstColumn="0" w:lastRow="0" w:firstRow="1" w:noVBand="0" w:val="0020"/>
+        <w:tblBorders>
+          <w:top w:val="single" w:sz="4" w:space="0" w:color="BFBFBF"/>
+          <w:left w:val="single" w:sz="4" w:space="0" w:color="BFBFBF"/>
+          <w:bottom w:val="single" w:sz="4" w:space="0" w:color="BFBFBF"/>
+          <w:right w:val="single" w:sz="4" w:space="0" w:color="BFBFBF"/>
+          <w:insideH w:val="single" w:sz="4" w:space="0" w:color="BFBFBF"/>
+          <w:insideV w:val="single" w:sz="4" w:space="0" w:color="BFBFBF"/>
+        </w:tblBorders>
       </w:tblPr>
       <w:tblGrid>
         <w:gridCol w:w="2339"/>
@@ -1399,24 +1412,27 @@
               <w:bottom w:val="single" w:sz="6" w:space="0" w:color="000000"/>
             </w:tcBorders>
             <w:vAlign w:val="bottom"/>
-          </w:tcPr>
-          <w:p>
-            <w:pPr>
-              <w:pStyle w:val="Compact"/>
-              <w:widowControl/>
-              <w:spacing w:before="36" w:after="36"/>
-              <w:jc w:val="start"/>
-              <w:rPr>
-                <w:rFonts w:ascii="Aptos" w:hAnsi="Aptos" w:eastAsia="" w:cs=""/>
-                <w:kern w:val="0"/>
-                <w:sz w:val="24"/>
-                <w:szCs w:val="24"/>
-                <w:lang w:val="en-US" w:eastAsia="zh-CN" w:bidi="ar-SA"/>
-              </w:rPr>
-            </w:pPr>
-            <w:r>
-              <w:rPr>
-                <w:rFonts w:eastAsia="" w:cs=""/>
+            <w:shd w:val="clear" w:color="auto" w:fill="003366"/>
+          </w:tcPr>
+          <w:p>
+            <w:pPr>
+              <w:pStyle w:val="Compact"/>
+              <w:widowControl/>
+              <w:spacing w:before="36" w:after="36"/>
+              <w:jc w:val="start"/>
+              <w:rPr>
+                <w:rFonts w:ascii="Aptos" w:hAnsi="Aptos" w:eastAsia="" w:cs=""/>
+                <w:kern w:val="0"/>
+                <w:sz w:val="24"/>
+                <w:szCs w:val="24"/>
+                <w:lang w:val="en-US" w:eastAsia="zh-CN" w:bidi="ar-SA"/>
+              </w:rPr>
+            </w:pPr>
+            <w:r>
+              <w:rPr>
+                <w:rFonts w:eastAsia="" w:cs=""/>
+                <w:b/>
+                <w:color w:val="FFFFFF"/>
                 <w:kern w:val="0"/>
                 <w:sz w:val="24"/>
                 <w:szCs w:val="24"/>
@@ -1433,24 +1449,27 @@
               <w:bottom w:val="single" w:sz="6" w:space="0" w:color="000000"/>
             </w:tcBorders>
             <w:vAlign w:val="bottom"/>
-          </w:tcPr>
-          <w:p>
-            <w:pPr>
-              <w:pStyle w:val="Compact"/>
-              <w:widowControl/>
-              <w:spacing w:before="36" w:after="36"/>
-              <w:jc w:val="start"/>
-              <w:rPr>
-                <w:rFonts w:ascii="Aptos" w:hAnsi="Aptos" w:eastAsia="" w:cs=""/>
-                <w:kern w:val="0"/>
-                <w:sz w:val="24"/>
-                <w:szCs w:val="24"/>
-                <w:lang w:val="en-US" w:eastAsia="zh-CN" w:bidi="ar-SA"/>
-              </w:rPr>
-            </w:pPr>
-            <w:r>
-              <w:rPr>
-                <w:rFonts w:eastAsia="" w:cs=""/>
+            <w:shd w:val="clear" w:color="auto" w:fill="003366"/>
+          </w:tcPr>
+          <w:p>
+            <w:pPr>
+              <w:pStyle w:val="Compact"/>
+              <w:widowControl/>
+              <w:spacing w:before="36" w:after="36"/>
+              <w:jc w:val="start"/>
+              <w:rPr>
+                <w:rFonts w:ascii="Aptos" w:hAnsi="Aptos" w:eastAsia="" w:cs=""/>
+                <w:kern w:val="0"/>
+                <w:sz w:val="24"/>
+                <w:szCs w:val="24"/>
+                <w:lang w:val="en-US" w:eastAsia="zh-CN" w:bidi="ar-SA"/>
+              </w:rPr>
+            </w:pPr>
+            <w:r>
+              <w:rPr>
+                <w:rFonts w:eastAsia="" w:cs=""/>
+                <w:b/>
+                <w:color w:val="FFFFFF"/>
                 <w:kern w:val="0"/>
                 <w:sz w:val="24"/>
                 <w:szCs w:val="24"/>
@@ -1467,24 +1486,27 @@
               <w:bottom w:val="single" w:sz="6" w:space="0" w:color="000000"/>
             </w:tcBorders>
             <w:vAlign w:val="bottom"/>
-          </w:tcPr>
-          <w:p>
-            <w:pPr>
-              <w:pStyle w:val="Compact"/>
-              <w:widowControl/>
-              <w:spacing w:before="36" w:after="36"/>
-              <w:jc w:val="start"/>
-              <w:rPr>
-                <w:rFonts w:ascii="Aptos" w:hAnsi="Aptos" w:eastAsia="" w:cs=""/>
-                <w:kern w:val="0"/>
-                <w:sz w:val="24"/>
-                <w:szCs w:val="24"/>
-                <w:lang w:val="en-US" w:eastAsia="zh-CN" w:bidi="ar-SA"/>
-              </w:rPr>
-            </w:pPr>
-            <w:r>
-              <w:rPr>
-                <w:rFonts w:eastAsia="" w:cs=""/>
+            <w:shd w:val="clear" w:color="auto" w:fill="003366"/>
+          </w:tcPr>
+          <w:p>
+            <w:pPr>
+              <w:pStyle w:val="Compact"/>
+              <w:widowControl/>
+              <w:spacing w:before="36" w:after="36"/>
+              <w:jc w:val="start"/>
+              <w:rPr>
+                <w:rFonts w:ascii="Aptos" w:hAnsi="Aptos" w:eastAsia="" w:cs=""/>
+                <w:kern w:val="0"/>
+                <w:sz w:val="24"/>
+                <w:szCs w:val="24"/>
+                <w:lang w:val="en-US" w:eastAsia="zh-CN" w:bidi="ar-SA"/>
+              </w:rPr>
+            </w:pPr>
+            <w:r>
+              <w:rPr>
+                <w:rFonts w:eastAsia="" w:cs=""/>
+                <w:b/>
+                <w:color w:val="FFFFFF"/>
                 <w:kern w:val="0"/>
                 <w:sz w:val="24"/>
                 <w:szCs w:val="24"/>
@@ -1501,24 +1523,27 @@
               <w:bottom w:val="single" w:sz="6" w:space="0" w:color="000000"/>
             </w:tcBorders>
             <w:vAlign w:val="bottom"/>
-          </w:tcPr>
-          <w:p>
-            <w:pPr>
-              <w:pStyle w:val="Compact"/>
-              <w:widowControl/>
-              <w:spacing w:before="36" w:after="36"/>
-              <w:jc w:val="start"/>
-              <w:rPr>
-                <w:rFonts w:ascii="Aptos" w:hAnsi="Aptos" w:eastAsia="" w:cs=""/>
-                <w:kern w:val="0"/>
-                <w:sz w:val="24"/>
-                <w:szCs w:val="24"/>
-                <w:lang w:val="en-US" w:eastAsia="zh-CN" w:bidi="ar-SA"/>
-              </w:rPr>
-            </w:pPr>
-            <w:r>
-              <w:rPr>
-                <w:rFonts w:eastAsia="" w:cs=""/>
+            <w:shd w:val="clear" w:color="auto" w:fill="003366"/>
+          </w:tcPr>
+          <w:p>
+            <w:pPr>
+              <w:pStyle w:val="Compact"/>
+              <w:widowControl/>
+              <w:spacing w:before="36" w:after="36"/>
+              <w:jc w:val="start"/>
+              <w:rPr>
+                <w:rFonts w:ascii="Aptos" w:hAnsi="Aptos" w:eastAsia="" w:cs=""/>
+                <w:kern w:val="0"/>
+                <w:sz w:val="24"/>
+                <w:szCs w:val="24"/>
+                <w:lang w:val="en-US" w:eastAsia="zh-CN" w:bidi="ar-SA"/>
+              </w:rPr>
+            </w:pPr>
+            <w:r>
+              <w:rPr>
+                <w:rFonts w:eastAsia="" w:cs=""/>
+                <w:b/>
+                <w:color w:val="FFFFFF"/>
                 <w:kern w:val="0"/>
                 <w:sz w:val="24"/>
                 <w:szCs w:val="24"/>
@@ -1662,6 +1687,7 @@
           <w:tcPr>
             <w:tcW w:w="2339" w:type="dxa"/>
             <w:tcBorders/>
+            <w:shd w:val="clear" w:color="auto" w:fill="F2F2F2"/>
           </w:tcPr>
           <w:p>
             <w:pPr>
@@ -1693,6 +1719,7 @@
           <w:tcPr>
             <w:tcW w:w="2340" w:type="dxa"/>
             <w:tcBorders/>
+            <w:shd w:val="clear" w:color="auto" w:fill="F2F2F2"/>
           </w:tcPr>
           <w:p>
             <w:pPr>
@@ -1724,6 +1751,7 @@
           <w:tcPr>
             <w:tcW w:w="2340" w:type="dxa"/>
             <w:tcBorders/>
+            <w:shd w:val="clear" w:color="auto" w:fill="F2F2F2"/>
           </w:tcPr>
           <w:p>
             <w:pPr>
@@ -1755,6 +1783,7 @@
           <w:tcPr>
             <w:tcW w:w="2341" w:type="dxa"/>
             <w:tcBorders/>
+            <w:shd w:val="clear" w:color="auto" w:fill="F2F2F2"/>
           </w:tcPr>
           <w:p>
             <w:pPr>
@@ -1916,6 +1945,7 @@
           <w:tcPr>
             <w:tcW w:w="2339" w:type="dxa"/>
             <w:tcBorders/>
+            <w:shd w:val="clear" w:color="auto" w:fill="F2F2F2"/>
           </w:tcPr>
           <w:p>
             <w:pPr>
@@ -1947,6 +1977,7 @@
           <w:tcPr>
             <w:tcW w:w="2340" w:type="dxa"/>
             <w:tcBorders/>
+            <w:shd w:val="clear" w:color="auto" w:fill="F2F2F2"/>
           </w:tcPr>
           <w:p>
             <w:pPr>
@@ -1978,6 +2009,7 @@
           <w:tcPr>
             <w:tcW w:w="2340" w:type="dxa"/>
             <w:tcBorders/>
+            <w:shd w:val="clear" w:color="auto" w:fill="F2F2F2"/>
           </w:tcPr>
           <w:p>
             <w:pPr>
@@ -2009,6 +2041,7 @@
           <w:tcPr>
             <w:tcW w:w="2341" w:type="dxa"/>
             <w:tcBorders/>
+            <w:shd w:val="clear" w:color="auto" w:fill="F2F2F2"/>
           </w:tcPr>
           <w:p>
             <w:pPr>
@@ -2170,6 +2203,7 @@
           <w:tcPr>
             <w:tcW w:w="2339" w:type="dxa"/>
             <w:tcBorders/>
+            <w:shd w:val="clear" w:color="auto" w:fill="F2F2F2"/>
           </w:tcPr>
           <w:p>
             <w:pPr>
@@ -2201,6 +2235,7 @@
           <w:tcPr>
             <w:tcW w:w="2340" w:type="dxa"/>
             <w:tcBorders/>
+            <w:shd w:val="clear" w:color="auto" w:fill="F2F2F2"/>
           </w:tcPr>
           <w:p>
             <w:pPr>
@@ -2232,6 +2267,7 @@
           <w:tcPr>
             <w:tcW w:w="2340" w:type="dxa"/>
             <w:tcBorders/>
+            <w:shd w:val="clear" w:color="auto" w:fill="F2F2F2"/>
           </w:tcPr>
           <w:p>
             <w:pPr>
@@ -2263,6 +2299,7 @@
           <w:tcPr>
             <w:tcW w:w="2341" w:type="dxa"/>
             <w:tcBorders/>
+            <w:shd w:val="clear" w:color="auto" w:fill="F2F2F2"/>
           </w:tcPr>
           <w:p>
             <w:pPr>
@@ -2424,6 +2461,7 @@
           <w:tcPr>
             <w:tcW w:w="2339" w:type="dxa"/>
             <w:tcBorders/>
+            <w:shd w:val="clear" w:color="auto" w:fill="F2F2F2"/>
           </w:tcPr>
           <w:p>
             <w:pPr>
@@ -2455,6 +2493,7 @@
           <w:tcPr>
             <w:tcW w:w="2340" w:type="dxa"/>
             <w:tcBorders/>
+            <w:shd w:val="clear" w:color="auto" w:fill="F2F2F2"/>
           </w:tcPr>
           <w:p>
             <w:pPr>
@@ -2486,6 +2525,7 @@
           <w:tcPr>
             <w:tcW w:w="2340" w:type="dxa"/>
             <w:tcBorders/>
+            <w:shd w:val="clear" w:color="auto" w:fill="F2F2F2"/>
           </w:tcPr>
           <w:p>
             <w:pPr>
@@ -2517,6 +2557,7 @@
           <w:tcPr>
             <w:tcW w:w="2341" w:type="dxa"/>
             <w:tcBorders/>
+            <w:shd w:val="clear" w:color="auto" w:fill="F2F2F2"/>
           </w:tcPr>
           <w:p>
             <w:pPr>
@@ -2678,6 +2719,7 @@
           <w:tcPr>
             <w:tcW w:w="2339" w:type="dxa"/>
             <w:tcBorders/>
+            <w:shd w:val="clear" w:color="auto" w:fill="F2F2F2"/>
           </w:tcPr>
           <w:p>
             <w:pPr>
@@ -2709,6 +2751,7 @@
           <w:tcPr>
             <w:tcW w:w="2340" w:type="dxa"/>
             <w:tcBorders/>
+            <w:shd w:val="clear" w:color="auto" w:fill="F2F2F2"/>
           </w:tcPr>
           <w:p>
             <w:pPr>
@@ -2740,6 +2783,7 @@
           <w:tcPr>
             <w:tcW w:w="2340" w:type="dxa"/>
             <w:tcBorders/>
+            <w:shd w:val="clear" w:color="auto" w:fill="F2F2F2"/>
           </w:tcPr>
           <w:p>
             <w:pPr>
@@ -2781,6 +2825,7 @@
           <w:tcPr>
             <w:tcW w:w="2341" w:type="dxa"/>
             <w:tcBorders/>
+            <w:shd w:val="clear" w:color="auto" w:fill="F2F2F2"/>
           </w:tcPr>
           <w:p>
             <w:pPr>
@@ -2962,6 +3007,7 @@
           <w:tcPr>
             <w:tcW w:w="2339" w:type="dxa"/>
             <w:tcBorders/>
+            <w:shd w:val="clear" w:color="auto" w:fill="F2F2F2"/>
           </w:tcPr>
           <w:p>
             <w:pPr>
@@ -2993,6 +3039,7 @@
           <w:tcPr>
             <w:tcW w:w="2340" w:type="dxa"/>
             <w:tcBorders/>
+            <w:shd w:val="clear" w:color="auto" w:fill="F2F2F2"/>
           </w:tcPr>
           <w:p>
             <w:pPr>
@@ -3024,6 +3071,7 @@
           <w:tcPr>
             <w:tcW w:w="2340" w:type="dxa"/>
             <w:tcBorders/>
+            <w:shd w:val="clear" w:color="auto" w:fill="F2F2F2"/>
           </w:tcPr>
           <w:p>
             <w:pPr>
@@ -3055,6 +3103,7 @@
           <w:tcPr>
             <w:tcW w:w="2341" w:type="dxa"/>
             <w:tcBorders/>
+            <w:shd w:val="clear" w:color="auto" w:fill="F2F2F2"/>
           </w:tcPr>
           <w:p>
             <w:pPr>
@@ -3216,6 +3265,7 @@
           <w:tcPr>
             <w:tcW w:w="2339" w:type="dxa"/>
             <w:tcBorders/>
+            <w:shd w:val="clear" w:color="auto" w:fill="F2F2F2"/>
           </w:tcPr>
           <w:p>
             <w:pPr>
@@ -3247,6 +3297,7 @@
           <w:tcPr>
             <w:tcW w:w="2340" w:type="dxa"/>
             <w:tcBorders/>
+            <w:shd w:val="clear" w:color="auto" w:fill="F2F2F2"/>
           </w:tcPr>
           <w:p>
             <w:pPr>
@@ -3278,6 +3329,7 @@
           <w:tcPr>
             <w:tcW w:w="2340" w:type="dxa"/>
             <w:tcBorders/>
+            <w:shd w:val="clear" w:color="auto" w:fill="F2F2F2"/>
           </w:tcPr>
           <w:p>
             <w:pPr>
@@ -3309,6 +3361,7 @@
           <w:tcPr>
             <w:tcW w:w="2341" w:type="dxa"/>
             <w:tcBorders/>
+            <w:shd w:val="clear" w:color="auto" w:fill="F2F2F2"/>
           </w:tcPr>
           <w:p>
             <w:pPr>
@@ -3470,6 +3523,7 @@
           <w:tcPr>
             <w:tcW w:w="2339" w:type="dxa"/>
             <w:tcBorders/>
+            <w:shd w:val="clear" w:color="auto" w:fill="F2F2F2"/>
           </w:tcPr>
           <w:p>
             <w:pPr>
@@ -3501,6 +3555,7 @@
           <w:tcPr>
             <w:tcW w:w="2340" w:type="dxa"/>
             <w:tcBorders/>
+            <w:shd w:val="clear" w:color="auto" w:fill="F2F2F2"/>
           </w:tcPr>
           <w:p>
             <w:pPr>
@@ -3532,6 +3587,7 @@
           <w:tcPr>
             <w:tcW w:w="2340" w:type="dxa"/>
             <w:tcBorders/>
+            <w:shd w:val="clear" w:color="auto" w:fill="F2F2F2"/>
           </w:tcPr>
           <w:p>
             <w:pPr>
@@ -3563,6 +3619,7 @@
           <w:tcPr>
             <w:tcW w:w="2341" w:type="dxa"/>
             <w:tcBorders/>
+            <w:shd w:val="clear" w:color="auto" w:fill="F2F2F2"/>
           </w:tcPr>
           <w:p>
             <w:pPr>
@@ -3724,6 +3781,7 @@
           <w:tcPr>
             <w:tcW w:w="2339" w:type="dxa"/>
             <w:tcBorders/>
+            <w:shd w:val="clear" w:color="auto" w:fill="F2F2F2"/>
           </w:tcPr>
           <w:p>
             <w:pPr>
@@ -3755,6 +3813,7 @@
           <w:tcPr>
             <w:tcW w:w="2340" w:type="dxa"/>
             <w:tcBorders/>
+            <w:shd w:val="clear" w:color="auto" w:fill="F2F2F2"/>
           </w:tcPr>
           <w:p>
             <w:pPr>
@@ -3786,6 +3845,7 @@
           <w:tcPr>
             <w:tcW w:w="2340" w:type="dxa"/>
             <w:tcBorders/>
+            <w:shd w:val="clear" w:color="auto" w:fill="F2F2F2"/>
           </w:tcPr>
           <w:p>
             <w:pPr>
@@ -3817,6 +3877,7 @@
           <w:tcPr>
             <w:tcW w:w="2341" w:type="dxa"/>
             <w:tcBorders/>
+            <w:shd w:val="clear" w:color="auto" w:fill="F2F2F2"/>
           </w:tcPr>
           <w:p>
             <w:pPr>
@@ -3978,6 +4039,7 @@
           <w:tcPr>
             <w:tcW w:w="2339" w:type="dxa"/>
             <w:tcBorders/>
+            <w:shd w:val="clear" w:color="auto" w:fill="F2F2F2"/>
           </w:tcPr>
           <w:p>
             <w:pPr>
@@ -4009,6 +4071,7 @@
           <w:tcPr>
             <w:tcW w:w="2340" w:type="dxa"/>
             <w:tcBorders/>
+            <w:shd w:val="clear" w:color="auto" w:fill="F2F2F2"/>
           </w:tcPr>
           <w:p>
             <w:pPr>
@@ -4040,6 +4103,7 @@
           <w:tcPr>
             <w:tcW w:w="2340" w:type="dxa"/>
             <w:tcBorders/>
+            <w:shd w:val="clear" w:color="auto" w:fill="F2F2F2"/>
           </w:tcPr>
           <w:p>
             <w:pPr>
@@ -4071,6 +4135,7 @@
           <w:tcPr>
             <w:tcW w:w="2341" w:type="dxa"/>
             <w:tcBorders/>
+            <w:shd w:val="clear" w:color="auto" w:fill="F2F2F2"/>
           </w:tcPr>
           <w:p>
             <w:pPr>
@@ -4232,6 +4297,7 @@
           <w:tcPr>
             <w:tcW w:w="2339" w:type="dxa"/>
             <w:tcBorders/>
+            <w:shd w:val="clear" w:color="auto" w:fill="F2F2F2"/>
           </w:tcPr>
           <w:p>
             <w:pPr>
@@ -4263,6 +4329,7 @@
           <w:tcPr>
             <w:tcW w:w="2340" w:type="dxa"/>
             <w:tcBorders/>
+            <w:shd w:val="clear" w:color="auto" w:fill="F2F2F2"/>
           </w:tcPr>
           <w:p>
             <w:pPr>
@@ -4294,6 +4361,7 @@
           <w:tcPr>
             <w:tcW w:w="2340" w:type="dxa"/>
             <w:tcBorders/>
+            <w:shd w:val="clear" w:color="auto" w:fill="F2F2F2"/>
           </w:tcPr>
           <w:p>
             <w:pPr>
@@ -4325,6 +4393,7 @@
           <w:tcPr>
             <w:tcW w:w="2341" w:type="dxa"/>
             <w:tcBorders/>
+            <w:shd w:val="clear" w:color="auto" w:fill="F2F2F2"/>
           </w:tcPr>
           <w:p>
             <w:pPr>
@@ -4486,6 +4555,7 @@
           <w:tcPr>
             <w:tcW w:w="2339" w:type="dxa"/>
             <w:tcBorders/>
+            <w:shd w:val="clear" w:color="auto" w:fill="F2F2F2"/>
           </w:tcPr>
           <w:p>
             <w:pPr>
@@ -4517,6 +4587,7 @@
           <w:tcPr>
             <w:tcW w:w="2340" w:type="dxa"/>
             <w:tcBorders/>
+            <w:shd w:val="clear" w:color="auto" w:fill="F2F2F2"/>
           </w:tcPr>
           <w:p>
             <w:pPr>
@@ -4548,6 +4619,7 @@
           <w:tcPr>
             <w:tcW w:w="2340" w:type="dxa"/>
             <w:tcBorders/>
+            <w:shd w:val="clear" w:color="auto" w:fill="F2F2F2"/>
           </w:tcPr>
           <w:p>
             <w:pPr>
@@ -4579,6 +4651,7 @@
           <w:tcPr>
             <w:tcW w:w="2341" w:type="dxa"/>
             <w:tcBorders/>
+            <w:shd w:val="clear" w:color="auto" w:fill="F2F2F2"/>
           </w:tcPr>
           <w:p>
             <w:pPr>
@@ -4740,6 +4813,7 @@
           <w:tcPr>
             <w:tcW w:w="2339" w:type="dxa"/>
             <w:tcBorders/>
+            <w:shd w:val="clear" w:color="auto" w:fill="F2F2F2"/>
           </w:tcPr>
           <w:p>
             <w:pPr>
@@ -4771,6 +4845,7 @@
           <w:tcPr>
             <w:tcW w:w="2340" w:type="dxa"/>
             <w:tcBorders/>
+            <w:shd w:val="clear" w:color="auto" w:fill="F2F2F2"/>
           </w:tcPr>
           <w:p>
             <w:pPr>
@@ -4802,6 +4877,7 @@
           <w:tcPr>
             <w:tcW w:w="2340" w:type="dxa"/>
             <w:tcBorders/>
+            <w:shd w:val="clear" w:color="auto" w:fill="F2F2F2"/>
           </w:tcPr>
           <w:p>
             <w:pPr>
@@ -4833,6 +4909,7 @@
           <w:tcPr>
             <w:tcW w:w="2341" w:type="dxa"/>
             <w:tcBorders/>
+            <w:shd w:val="clear" w:color="auto" w:fill="F2F2F2"/>
           </w:tcPr>
           <w:p>
             <w:pPr>
@@ -4994,6 +5071,7 @@
           <w:tcPr>
             <w:tcW w:w="2339" w:type="dxa"/>
             <w:tcBorders/>
+            <w:shd w:val="clear" w:color="auto" w:fill="F2F2F2"/>
           </w:tcPr>
           <w:p>
             <w:pPr>
@@ -5025,6 +5103,7 @@
           <w:tcPr>
             <w:tcW w:w="2340" w:type="dxa"/>
             <w:tcBorders/>
+            <w:shd w:val="clear" w:color="auto" w:fill="F2F2F2"/>
           </w:tcPr>
           <w:p>
             <w:pPr>
@@ -5056,6 +5135,7 @@
           <w:tcPr>
             <w:tcW w:w="2340" w:type="dxa"/>
             <w:tcBorders/>
+            <w:shd w:val="clear" w:color="auto" w:fill="F2F2F2"/>
           </w:tcPr>
           <w:p>
             <w:pPr>
@@ -5087,6 +5167,7 @@
           <w:tcPr>
             <w:tcW w:w="2341" w:type="dxa"/>
             <w:tcBorders/>
+            <w:shd w:val="clear" w:color="auto" w:fill="F2F2F2"/>
           </w:tcPr>
           <w:p>
             <w:pPr>
@@ -5248,6 +5329,7 @@
           <w:tcPr>
             <w:tcW w:w="2339" w:type="dxa"/>
             <w:tcBorders/>
+            <w:shd w:val="clear" w:color="auto" w:fill="F2F2F2"/>
           </w:tcPr>
           <w:p>
             <w:pPr>
@@ -5279,6 +5361,7 @@
           <w:tcPr>
             <w:tcW w:w="2340" w:type="dxa"/>
             <w:tcBorders/>
+            <w:shd w:val="clear" w:color="auto" w:fill="F2F2F2"/>
           </w:tcPr>
           <w:p>
             <w:pPr>
@@ -5310,6 +5393,7 @@
           <w:tcPr>
             <w:tcW w:w="2340" w:type="dxa"/>
             <w:tcBorders/>
+            <w:shd w:val="clear" w:color="auto" w:fill="F2F2F2"/>
           </w:tcPr>
           <w:p>
             <w:pPr>
@@ -5341,6 +5425,7 @@
           <w:tcPr>
             <w:tcW w:w="2341" w:type="dxa"/>
             <w:tcBorders/>
+            <w:shd w:val="clear" w:color="auto" w:fill="F2F2F2"/>
           </w:tcPr>
           <w:p>
             <w:pPr>
@@ -5502,6 +5587,7 @@
           <w:tcPr>
             <w:tcW w:w="2339" w:type="dxa"/>
             <w:tcBorders/>
+            <w:shd w:val="clear" w:color="auto" w:fill="F2F2F2"/>
           </w:tcPr>
           <w:p>
             <w:pPr>
@@ -5533,6 +5619,7 @@
           <w:tcPr>
             <w:tcW w:w="2340" w:type="dxa"/>
             <w:tcBorders/>
+            <w:shd w:val="clear" w:color="auto" w:fill="F2F2F2"/>
           </w:tcPr>
           <w:p>
             <w:pPr>
@@ -5564,6 +5651,7 @@
           <w:tcPr>
             <w:tcW w:w="2340" w:type="dxa"/>
             <w:tcBorders/>
+            <w:shd w:val="clear" w:color="auto" w:fill="F2F2F2"/>
           </w:tcPr>
           <w:p>
             <w:pPr>
@@ -5595,6 +5683,7 @@
           <w:tcPr>
             <w:tcW w:w="2341" w:type="dxa"/>
             <w:tcBorders/>
+            <w:shd w:val="clear" w:color="auto" w:fill="F2F2F2"/>
           </w:tcPr>
           <w:p>
             <w:pPr>
@@ -5756,6 +5845,7 @@
           <w:tcPr>
             <w:tcW w:w="2339" w:type="dxa"/>
             <w:tcBorders/>
+            <w:shd w:val="clear" w:color="auto" w:fill="F2F2F2"/>
           </w:tcPr>
           <w:p>
             <w:pPr>
@@ -5787,6 +5877,7 @@
           <w:tcPr>
             <w:tcW w:w="2340" w:type="dxa"/>
             <w:tcBorders/>
+            <w:shd w:val="clear" w:color="auto" w:fill="F2F2F2"/>
           </w:tcPr>
           <w:p>
             <w:pPr>
@@ -5818,6 +5909,7 @@
           <w:tcPr>
             <w:tcW w:w="2340" w:type="dxa"/>
             <w:tcBorders/>
+            <w:shd w:val="clear" w:color="auto" w:fill="F2F2F2"/>
           </w:tcPr>
           <w:p>
             <w:pPr>
@@ -5849,6 +5941,7 @@
           <w:tcPr>
             <w:tcW w:w="2341" w:type="dxa"/>
             <w:tcBorders/>
+            <w:shd w:val="clear" w:color="auto" w:fill="F2F2F2"/>
           </w:tcPr>
           <w:p>
             <w:pPr>
@@ -6010,6 +6103,7 @@
           <w:tcPr>
             <w:tcW w:w="2339" w:type="dxa"/>
             <w:tcBorders/>
+            <w:shd w:val="clear" w:color="auto" w:fill="F2F2F2"/>
           </w:tcPr>
           <w:p>
             <w:pPr>
@@ -6041,6 +6135,7 @@
           <w:tcPr>
             <w:tcW w:w="2340" w:type="dxa"/>
             <w:tcBorders/>
+            <w:shd w:val="clear" w:color="auto" w:fill="F2F2F2"/>
           </w:tcPr>
           <w:p>
             <w:pPr>
@@ -6072,6 +6167,7 @@
           <w:tcPr>
             <w:tcW w:w="2340" w:type="dxa"/>
             <w:tcBorders/>
+            <w:shd w:val="clear" w:color="auto" w:fill="F2F2F2"/>
           </w:tcPr>
           <w:p>
             <w:pPr>
@@ -6103,6 +6199,7 @@
           <w:tcPr>
             <w:tcW w:w="2341" w:type="dxa"/>
             <w:tcBorders/>
+            <w:shd w:val="clear" w:color="auto" w:fill="F2F2F2"/>
           </w:tcPr>
           <w:p>
             <w:pPr>
@@ -6264,6 +6361,7 @@
           <w:tcPr>
             <w:tcW w:w="2339" w:type="dxa"/>
             <w:tcBorders/>
+            <w:shd w:val="clear" w:color="auto" w:fill="F2F2F2"/>
           </w:tcPr>
           <w:p>
             <w:pPr>
@@ -6295,6 +6393,7 @@
           <w:tcPr>
             <w:tcW w:w="2340" w:type="dxa"/>
             <w:tcBorders/>
+            <w:shd w:val="clear" w:color="auto" w:fill="F2F2F2"/>
           </w:tcPr>
           <w:p>
             <w:pPr>
@@ -6326,6 +6425,7 @@
           <w:tcPr>
             <w:tcW w:w="2340" w:type="dxa"/>
             <w:tcBorders/>
+            <w:shd w:val="clear" w:color="auto" w:fill="F2F2F2"/>
           </w:tcPr>
           <w:p>
             <w:pPr>
@@ -6357,6 +6457,7 @@
           <w:tcPr>
             <w:tcW w:w="2341" w:type="dxa"/>
             <w:tcBorders/>
+            <w:shd w:val="clear" w:color="auto" w:fill="F2F2F2"/>
           </w:tcPr>
           <w:p>
             <w:pPr>
@@ -6518,6 +6619,7 @@
           <w:tcPr>
             <w:tcW w:w="2339" w:type="dxa"/>
             <w:tcBorders/>
+            <w:shd w:val="clear" w:color="auto" w:fill="F2F2F2"/>
           </w:tcPr>
           <w:p>
             <w:pPr>
@@ -6549,6 +6651,7 @@
           <w:tcPr>
             <w:tcW w:w="2340" w:type="dxa"/>
             <w:tcBorders/>
+            <w:shd w:val="clear" w:color="auto" w:fill="F2F2F2"/>
           </w:tcPr>
           <w:p>
             <w:pPr>
@@ -6580,6 +6683,7 @@
           <w:tcPr>
             <w:tcW w:w="2340" w:type="dxa"/>
             <w:tcBorders/>
+            <w:shd w:val="clear" w:color="auto" w:fill="F2F2F2"/>
           </w:tcPr>
           <w:p>
             <w:pPr>
@@ -6611,6 +6715,7 @@
           <w:tcPr>
             <w:tcW w:w="2341" w:type="dxa"/>
             <w:tcBorders/>
+            <w:shd w:val="clear" w:color="auto" w:fill="F2F2F2"/>
           </w:tcPr>
           <w:p>
             <w:pPr>
@@ -6772,6 +6877,7 @@
           <w:tcPr>
             <w:tcW w:w="2339" w:type="dxa"/>
             <w:tcBorders/>
+            <w:shd w:val="clear" w:color="auto" w:fill="F2F2F2"/>
           </w:tcPr>
           <w:p>
             <w:pPr>
@@ -6803,6 +6909,7 @@
           <w:tcPr>
             <w:tcW w:w="2340" w:type="dxa"/>
             <w:tcBorders/>
+            <w:shd w:val="clear" w:color="auto" w:fill="F2F2F2"/>
           </w:tcPr>
           <w:p>
             <w:pPr>
@@ -6834,6 +6941,7 @@
           <w:tcPr>
             <w:tcW w:w="2340" w:type="dxa"/>
             <w:tcBorders/>
+            <w:shd w:val="clear" w:color="auto" w:fill="F2F2F2"/>
           </w:tcPr>
           <w:p>
             <w:pPr>
@@ -6865,6 +6973,7 @@
           <w:tcPr>
             <w:tcW w:w="2341" w:type="dxa"/>
             <w:tcBorders/>
+            <w:shd w:val="clear" w:color="auto" w:fill="F2F2F2"/>
           </w:tcPr>
           <w:p>
             <w:pPr>
@@ -7026,6 +7135,7 @@
           <w:tcPr>
             <w:tcW w:w="2339" w:type="dxa"/>
             <w:tcBorders/>
+            <w:shd w:val="clear" w:color="auto" w:fill="F2F2F2"/>
           </w:tcPr>
           <w:p>
             <w:pPr>
@@ -7057,6 +7167,7 @@
           <w:tcPr>
             <w:tcW w:w="2340" w:type="dxa"/>
             <w:tcBorders/>
+            <w:shd w:val="clear" w:color="auto" w:fill="F2F2F2"/>
           </w:tcPr>
           <w:p>
             <w:pPr>
@@ -7088,6 +7199,7 @@
           <w:tcPr>
             <w:tcW w:w="2340" w:type="dxa"/>
             <w:tcBorders/>
+            <w:shd w:val="clear" w:color="auto" w:fill="F2F2F2"/>
           </w:tcPr>
           <w:p>
             <w:pPr>
@@ -7119,6 +7231,7 @@
           <w:tcPr>
             <w:tcW w:w="2341" w:type="dxa"/>
             <w:tcBorders/>
+            <w:shd w:val="clear" w:color="auto" w:fill="F2F2F2"/>
           </w:tcPr>
           <w:p>
             <w:pPr>
@@ -7280,6 +7393,7 @@
           <w:tcPr>
             <w:tcW w:w="2339" w:type="dxa"/>
             <w:tcBorders/>
+            <w:shd w:val="clear" w:color="auto" w:fill="F2F2F2"/>
           </w:tcPr>
           <w:p>
             <w:pPr>
@@ -7311,6 +7425,7 @@
           <w:tcPr>
             <w:tcW w:w="2340" w:type="dxa"/>
             <w:tcBorders/>
+            <w:shd w:val="clear" w:color="auto" w:fill="F2F2F2"/>
           </w:tcPr>
           <w:p>
             <w:pPr>
@@ -7342,6 +7457,7 @@
           <w:tcPr>
             <w:tcW w:w="2340" w:type="dxa"/>
             <w:tcBorders/>
+            <w:shd w:val="clear" w:color="auto" w:fill="F2F2F2"/>
           </w:tcPr>
           <w:p>
             <w:pPr>
@@ -7373,6 +7489,7 @@
           <w:tcPr>
             <w:tcW w:w="2341" w:type="dxa"/>
             <w:tcBorders/>
+            <w:shd w:val="clear" w:color="auto" w:fill="F2F2F2"/>
           </w:tcPr>
           <w:p>
             <w:pPr>
@@ -7637,6 +7754,14 @@
           <w:end w:w="108" w:type="dxa"/>
         </w:tblCellMar>
         <w:tblLook w:noHBand="0" w:lastColumn="0" w:firstColumn="0" w:lastRow="0" w:firstRow="1" w:noVBand="0" w:val="0020"/>
+        <w:tblBorders>
+          <w:top w:val="single" w:sz="4" w:space="0" w:color="BFBFBF"/>
+          <w:left w:val="single" w:sz="4" w:space="0" w:color="BFBFBF"/>
+          <w:bottom w:val="single" w:sz="4" w:space="0" w:color="BFBFBF"/>
+          <w:right w:val="single" w:sz="4" w:space="0" w:color="BFBFBF"/>
+          <w:insideH w:val="single" w:sz="4" w:space="0" w:color="BFBFBF"/>
+          <w:insideV w:val="single" w:sz="4" w:space="0" w:color="BFBFBF"/>
+        </w:tblBorders>
       </w:tblPr>
       <w:tblGrid>
         <w:gridCol w:w="3120"/>
@@ -7654,24 +7779,27 @@
               <w:bottom w:val="single" w:sz="6" w:space="0" w:color="000000"/>
             </w:tcBorders>
             <w:vAlign w:val="bottom"/>
-          </w:tcPr>
-          <w:p>
-            <w:pPr>
-              <w:pStyle w:val="Compact"/>
-              <w:widowControl/>
-              <w:spacing w:before="36" w:after="36"/>
-              <w:jc w:val="start"/>
-              <w:rPr>
-                <w:rFonts w:ascii="Aptos" w:hAnsi="Aptos" w:eastAsia="" w:cs=""/>
-                <w:kern w:val="0"/>
-                <w:sz w:val="24"/>
-                <w:szCs w:val="24"/>
-                <w:lang w:val="en-US" w:eastAsia="zh-CN" w:bidi="ar-SA"/>
-              </w:rPr>
-            </w:pPr>
-            <w:r>
-              <w:rPr>
-                <w:rFonts w:eastAsia="" w:cs=""/>
+            <w:shd w:val="clear" w:color="auto" w:fill="003366"/>
+          </w:tcPr>
+          <w:p>
+            <w:pPr>
+              <w:pStyle w:val="Compact"/>
+              <w:widowControl/>
+              <w:spacing w:before="36" w:after="36"/>
+              <w:jc w:val="start"/>
+              <w:rPr>
+                <w:rFonts w:ascii="Aptos" w:hAnsi="Aptos" w:eastAsia="" w:cs=""/>
+                <w:kern w:val="0"/>
+                <w:sz w:val="24"/>
+                <w:szCs w:val="24"/>
+                <w:lang w:val="en-US" w:eastAsia="zh-CN" w:bidi="ar-SA"/>
+              </w:rPr>
+            </w:pPr>
+            <w:r>
+              <w:rPr>
+                <w:rFonts w:eastAsia="" w:cs=""/>
+                <w:b/>
+                <w:color w:val="FFFFFF"/>
                 <w:kern w:val="0"/>
                 <w:sz w:val="24"/>
                 <w:szCs w:val="24"/>
@@ -7688,24 +7816,27 @@
               <w:bottom w:val="single" w:sz="6" w:space="0" w:color="000000"/>
             </w:tcBorders>
             <w:vAlign w:val="bottom"/>
-          </w:tcPr>
-          <w:p>
-            <w:pPr>
-              <w:pStyle w:val="Compact"/>
-              <w:widowControl/>
-              <w:spacing w:before="36" w:after="36"/>
-              <w:jc w:val="start"/>
-              <w:rPr>
-                <w:rFonts w:ascii="Aptos" w:hAnsi="Aptos" w:eastAsia="" w:cs=""/>
-                <w:kern w:val="0"/>
-                <w:sz w:val="24"/>
-                <w:szCs w:val="24"/>
-                <w:lang w:val="en-US" w:eastAsia="zh-CN" w:bidi="ar-SA"/>
-              </w:rPr>
-            </w:pPr>
-            <w:r>
-              <w:rPr>
-                <w:rFonts w:eastAsia="" w:cs=""/>
+            <w:shd w:val="clear" w:color="auto" w:fill="003366"/>
+          </w:tcPr>
+          <w:p>
+            <w:pPr>
+              <w:pStyle w:val="Compact"/>
+              <w:widowControl/>
+              <w:spacing w:before="36" w:after="36"/>
+              <w:jc w:val="start"/>
+              <w:rPr>
+                <w:rFonts w:ascii="Aptos" w:hAnsi="Aptos" w:eastAsia="" w:cs=""/>
+                <w:kern w:val="0"/>
+                <w:sz w:val="24"/>
+                <w:szCs w:val="24"/>
+                <w:lang w:val="en-US" w:eastAsia="zh-CN" w:bidi="ar-SA"/>
+              </w:rPr>
+            </w:pPr>
+            <w:r>
+              <w:rPr>
+                <w:rFonts w:eastAsia="" w:cs=""/>
+                <w:b/>
+                <w:color w:val="FFFFFF"/>
                 <w:kern w:val="0"/>
                 <w:sz w:val="24"/>
                 <w:szCs w:val="24"/>
@@ -7722,24 +7853,27 @@
               <w:bottom w:val="single" w:sz="6" w:space="0" w:color="000000"/>
             </w:tcBorders>
             <w:vAlign w:val="bottom"/>
-          </w:tcPr>
-          <w:p>
-            <w:pPr>
-              <w:pStyle w:val="Compact"/>
-              <w:widowControl/>
-              <w:spacing w:before="36" w:after="36"/>
-              <w:jc w:val="start"/>
-              <w:rPr>
-                <w:rFonts w:ascii="Aptos" w:hAnsi="Aptos" w:eastAsia="" w:cs=""/>
-                <w:kern w:val="0"/>
-                <w:sz w:val="24"/>
-                <w:szCs w:val="24"/>
-                <w:lang w:val="en-US" w:eastAsia="zh-CN" w:bidi="ar-SA"/>
-              </w:rPr>
-            </w:pPr>
-            <w:r>
-              <w:rPr>
-                <w:rFonts w:eastAsia="" w:cs=""/>
+            <w:shd w:val="clear" w:color="auto" w:fill="003366"/>
+          </w:tcPr>
+          <w:p>
+            <w:pPr>
+              <w:pStyle w:val="Compact"/>
+              <w:widowControl/>
+              <w:spacing w:before="36" w:after="36"/>
+              <w:jc w:val="start"/>
+              <w:rPr>
+                <w:rFonts w:ascii="Aptos" w:hAnsi="Aptos" w:eastAsia="" w:cs=""/>
+                <w:kern w:val="0"/>
+                <w:sz w:val="24"/>
+                <w:szCs w:val="24"/>
+                <w:lang w:val="en-US" w:eastAsia="zh-CN" w:bidi="ar-SA"/>
+              </w:rPr>
+            </w:pPr>
+            <w:r>
+              <w:rPr>
+                <w:rFonts w:eastAsia="" w:cs=""/>
+                <w:b/>
+                <w:color w:val="FFFFFF"/>
                 <w:kern w:val="0"/>
                 <w:sz w:val="24"/>
                 <w:szCs w:val="24"/>
@@ -7852,6 +7986,7 @@
           <w:tcPr>
             <w:tcW w:w="3120" w:type="dxa"/>
             <w:tcBorders/>
+            <w:shd w:val="clear" w:color="auto" w:fill="F2F2F2"/>
           </w:tcPr>
           <w:p>
             <w:pPr>
@@ -7883,6 +8018,7 @@
           <w:tcPr>
             <w:tcW w:w="3120" w:type="dxa"/>
             <w:tcBorders/>
+            <w:shd w:val="clear" w:color="auto" w:fill="F2F2F2"/>
           </w:tcPr>
           <w:p>
             <w:pPr>
@@ -7914,6 +8050,7 @@
           <w:tcPr>
             <w:tcW w:w="3120" w:type="dxa"/>
             <w:tcBorders/>
+            <w:shd w:val="clear" w:color="auto" w:fill="F2F2F2"/>
           </w:tcPr>
           <w:p>
             <w:pPr>
@@ -8044,6 +8181,7 @@
           <w:tcPr>
             <w:tcW w:w="3120" w:type="dxa"/>
             <w:tcBorders/>
+            <w:shd w:val="clear" w:color="auto" w:fill="F2F2F2"/>
           </w:tcPr>
           <w:p>
             <w:pPr>
@@ -8075,6 +8213,7 @@
           <w:tcPr>
             <w:tcW w:w="3120" w:type="dxa"/>
             <w:tcBorders/>
+            <w:shd w:val="clear" w:color="auto" w:fill="F2F2F2"/>
           </w:tcPr>
           <w:p>
             <w:pPr>
@@ -8106,6 +8245,7 @@
           <w:tcPr>
             <w:tcW w:w="3120" w:type="dxa"/>
             <w:tcBorders/>
+            <w:shd w:val="clear" w:color="auto" w:fill="F2F2F2"/>
           </w:tcPr>
           <w:p>
             <w:pPr>
@@ -8236,6 +8376,7 @@
           <w:tcPr>
             <w:tcW w:w="3120" w:type="dxa"/>
             <w:tcBorders/>
+            <w:shd w:val="clear" w:color="auto" w:fill="F2F2F2"/>
           </w:tcPr>
           <w:p>
             <w:pPr>
@@ -8267,6 +8408,7 @@
           <w:tcPr>
             <w:tcW w:w="3120" w:type="dxa"/>
             <w:tcBorders/>
+            <w:shd w:val="clear" w:color="auto" w:fill="F2F2F2"/>
           </w:tcPr>
           <w:p>
             <w:pPr>
@@ -8298,6 +8440,7 @@
           <w:tcPr>
             <w:tcW w:w="3120" w:type="dxa"/>
             <w:tcBorders/>
+            <w:shd w:val="clear" w:color="auto" w:fill="F2F2F2"/>
           </w:tcPr>
           <w:p>
             <w:pPr>
@@ -8428,6 +8571,7 @@
           <w:tcPr>
             <w:tcW w:w="3120" w:type="dxa"/>
             <w:tcBorders/>
+            <w:shd w:val="clear" w:color="auto" w:fill="F2F2F2"/>
           </w:tcPr>
           <w:p>
             <w:pPr>
@@ -8459,6 +8603,7 @@
           <w:tcPr>
             <w:tcW w:w="3120" w:type="dxa"/>
             <w:tcBorders/>
+            <w:shd w:val="clear" w:color="auto" w:fill="F2F2F2"/>
           </w:tcPr>
           <w:p>
             <w:pPr>
@@ -8490,6 +8635,7 @@
           <w:tcPr>
             <w:tcW w:w="3120" w:type="dxa"/>
             <w:tcBorders/>
+            <w:shd w:val="clear" w:color="auto" w:fill="F2F2F2"/>
           </w:tcPr>
           <w:p>
             <w:pPr>

--- a/NIST-CSF-2/CSW-CSF-Compliance-Report.docx
+++ b/NIST-CSF-2/CSW-CSF-Compliance-Report.docx
@@ -189,11 +189,11 @@
           <w:i/>
           <w:iCs/>
         </w:rPr>
-        <w:t>CSF 2.0 Technical Runbook</w:t>
+        <w:t>CSF 2.0 Reference Design</w:t>
       </w:r>
       <w:r>
         <w:rPr/>
-        <w:t xml:space="preserve"> walks through CSW deployment per Profile / Tier, and the Subcategory-by-Subcategory implementation steps. Read this report for the audit-narrative view; read the runbook for the deployment view.</w:t>
+        <w:t xml:space="preserve"> walks through CSW deployment per Profile / Tier, and the Subcategory-by-Subcategory implementation steps. Read this report for the audit-narrative view; read the reference design for the deployment view.</w:t>
       </w:r>
     </w:p>
     <w:p>
@@ -8984,7 +8984,7 @@
       </w:pPr>
       <w:r>
         <w:rPr/>
-        <w:t xml:space="preserve">This report and its companion runbook describe how Cisco Secure Workload capabilities can support a NIST Cybersecurity Framework 2.0 programme. They are </w:t>
+        <w:t xml:space="preserve">This report and its companion reference design describe how Cisco Secure Workload capabilities can support a NIST Cybersecurity Framework 2.0 programme. They are </w:t>
       </w:r>
       <w:r>
         <w:rPr>
